--- a/backend/word/manicure hybrydowy.docx
+++ b/backend/word/manicure hybrydowy.docx
@@ -4,7 +4,7 @@
   <w:body>
     <w:p>
       <w:r>
-        <w:t>MANICURE HYBRYDOWY</w:t>
+        <w:t>Manicure hybrydowy</w:t>
       </w:r>
     </w:p>
     <w:p/>
@@ -212,10 +212,7 @@
     <w:p/>
     <w:p>
       <w:r>
-        <w:t>Bezwzględne przeciwwskazania</w:t>
-      </w:r>
-      <w:r>
-        <w:t xml:space="preserve"> do manicure hybrydowego:</w:t>
+        <w:t>Bezwzględne przeciwwskazania do manicure hybrydowego:</w:t>
       </w:r>
     </w:p>
     <w:p>
@@ -248,13 +245,8 @@
         <w:t>*</w:t>
       </w:r>
       <w:r>
-        <w:t xml:space="preserve"> stany zapalne wałów </w:t>
-      </w:r>
-      <w:proofErr w:type="spellStart"/>
-      <w:r>
-        <w:t>okołopaznokciowych</w:t>
-      </w:r>
-      <w:proofErr w:type="spellEnd"/>
+        <w:t xml:space="preserve"> stany zapalne wałów okołopaznokciowych</w:t>
+      </w:r>
     </w:p>
     <w:p>
       <w:r>
@@ -275,15 +267,7 @@
         <w:t>*</w:t>
       </w:r>
       <w:r>
-        <w:t xml:space="preserve"> </w:t>
-      </w:r>
-      <w:proofErr w:type="spellStart"/>
-      <w:r>
-        <w:t>onycholiza</w:t>
-      </w:r>
-      <w:proofErr w:type="spellEnd"/>
-      <w:r>
-        <w:t xml:space="preserve"> (odwarstwienie płytki)</w:t>
+        <w:t xml:space="preserve"> onycholiza (odwarstwienie płytki)</w:t>
       </w:r>
     </w:p>
     <w:p>
@@ -318,23 +302,12 @@
     <w:p/>
     <w:p>
       <w:r>
-        <w:t xml:space="preserve">Wskazówki </w:t>
-      </w:r>
-      <w:r>
-        <w:t>po manicure hybrydowym:</w:t>
-      </w:r>
-    </w:p>
-    <w:p>
-      <w:r>
-        <w:t xml:space="preserve">* regularne </w:t>
-      </w:r>
-      <w:proofErr w:type="spellStart"/>
-      <w:r>
-        <w:t>oliwkowanie</w:t>
-      </w:r>
-      <w:proofErr w:type="spellEnd"/>
-      <w:r>
-        <w:t xml:space="preserve"> skórek</w:t>
+        <w:t>Wskazówki po manicure hybrydowym:</w:t>
+      </w:r>
+    </w:p>
+    <w:p>
+      <w:r>
+        <w:t>* regularne oliwkowanie skórek</w:t>
       </w:r>
     </w:p>
     <w:p>
